--- a/docs/00_thesis/output/初稿V/論文封面_書名檔.docx
+++ b/docs/00_thesis/output/初稿V/論文封面_書名檔.docx
@@ -17,34 +17,16 @@
           <w:szCs w:val="36"/>
         </w:rPr>
       </w:pPr>
-      <w:r>
-        <w:rPr>
-          <w:rFonts w:ascii="Times New Roman" w:hAnsi="Times New Roman"/>
-          <w:color w:val="auto"/>
-          <w:sz w:val="36"/>
-          <w:szCs w:val="36"/>
-        </w:rPr>
-        <w:t>國立</w:t>
-      </w:r>
-      <w:proofErr w:type="gramStart"/>
-      <w:r>
-        <w:rPr>
-          <w:rFonts w:ascii="Times New Roman" w:hAnsi="Times New Roman"/>
-          <w:color w:val="auto"/>
-          <w:sz w:val="36"/>
-          <w:szCs w:val="36"/>
-        </w:rPr>
-        <w:t>臺</w:t>
-      </w:r>
-      <w:proofErr w:type="gramEnd"/>
-      <w:r>
-        <w:rPr>
-          <w:rFonts w:ascii="Times New Roman" w:hAnsi="Times New Roman"/>
-          <w:color w:val="auto"/>
-          <w:sz w:val="36"/>
-          <w:szCs w:val="36"/>
-        </w:rPr>
-        <w:t>北教育大學</w:t>
+      <w:bookmarkStart w:id="0" w:name="_GoBack"/>
+      <w:bookmarkEnd w:id="0"/>
+      <w:r>
+        <w:rPr>
+          <w:rFonts w:ascii="Times New Roman" w:hAnsi="Times New Roman"/>
+          <w:color w:val="auto"/>
+          <w:sz w:val="36"/>
+          <w:szCs w:val="36"/>
+        </w:rPr>
+        <w:t>國立臺北教育大學</w:t>
       </w:r>
       <w:r>
         <w:rPr>
@@ -265,7 +247,7 @@
         <w:jc w:val="center"/>
         <w:textAlignment w:val="auto"/>
         <w:rPr>
-          <w:rFonts w:ascii="Times New Roman" w:hAnsi="Times New Roman" w:hint="eastAsia"/>
+          <w:rFonts w:ascii="Times New Roman" w:hAnsi="Times New Roman"/>
           <w:color w:val="auto"/>
           <w:sz w:val="36"/>
           <w:szCs w:val="36"/>
@@ -337,8 +319,6 @@
           <w:color w:val="auto"/>
         </w:rPr>
       </w:pPr>
-      <w:bookmarkStart w:id="0" w:name="_GoBack"/>
-      <w:bookmarkEnd w:id="0"/>
     </w:p>
     <w:p>
       <w:pPr>
@@ -349,7 +329,7 @@
         <w:jc w:val="center"/>
         <w:textAlignment w:val="bottom"/>
         <w:rPr>
-          <w:rFonts w:ascii="Times New Roman" w:hAnsi="Times New Roman" w:hint="eastAsia"/>
+          <w:rFonts w:ascii="Times New Roman" w:hAnsi="Times New Roman"/>
           <w:color w:val="auto"/>
           <w:sz w:val="36"/>
           <w:szCs w:val="36"/>
@@ -387,27 +367,7 @@
           <w:sz w:val="36"/>
           <w:szCs w:val="36"/>
         </w:rPr>
-        <w:t>Po-</w:t>
-      </w:r>
-      <w:proofErr w:type="spellStart"/>
-      <w:r>
-        <w:rPr>
-          <w:rFonts w:ascii="Times New Roman" w:hAnsi="Times New Roman"/>
-          <w:color w:val="auto"/>
-          <w:sz w:val="36"/>
-          <w:szCs w:val="36"/>
-        </w:rPr>
-        <w:t>Chiao</w:t>
-      </w:r>
-      <w:proofErr w:type="spellEnd"/>
-      <w:r>
-        <w:rPr>
-          <w:rFonts w:ascii="Times New Roman" w:hAnsi="Times New Roman"/>
-          <w:color w:val="auto"/>
-          <w:sz w:val="36"/>
-          <w:szCs w:val="36"/>
-        </w:rPr>
-        <w:t xml:space="preserve"> Chi</w:t>
+        <w:t>Po-Chiao Chi</w:t>
       </w:r>
     </w:p>
     <w:p>
@@ -508,27 +468,7 @@
           <w:sz w:val="32"/>
           <w:szCs w:val="32"/>
         </w:rPr>
-        <w:t xml:space="preserve">Yang </w:t>
-      </w:r>
-      <w:proofErr w:type="spellStart"/>
-      <w:r>
-        <w:rPr>
-          <w:rFonts w:ascii="Times New Roman" w:hAnsi="Times New Roman"/>
-          <w:color w:val="auto"/>
-          <w:sz w:val="32"/>
-          <w:szCs w:val="32"/>
-        </w:rPr>
-        <w:t>Syu</w:t>
-      </w:r>
-      <w:proofErr w:type="spellEnd"/>
-      <w:r>
-        <w:rPr>
-          <w:rFonts w:ascii="Times New Roman" w:hAnsi="Times New Roman"/>
-          <w:color w:val="auto"/>
-          <w:sz w:val="32"/>
-          <w:szCs w:val="32"/>
-        </w:rPr>
-        <w:t>, Ph. D.</w:t>
+        <w:t>Yang Syu, Ph. D.</w:t>
       </w:r>
     </w:p>
     <w:p>
@@ -1666,7 +1606,7 @@
   <a:extraClrSchemeLst/>
   <a:extLst>
     <a:ext uri="{05A4C25C-085E-4340-85A3-A5531E510DB2}">
-      <thm15:themeFamily xmlns:thm15="http://schemas.microsoft.com/office/thememl/2012/main" xmlns="" name="Office Theme" id="{62F939B6-93AF-4DB8-9C6B-D6C7DFDC589F}" vid="{4A3C46E8-61CC-4603-A589-7422A47A8E4A}"/>
+      <thm15:themeFamily xmlns="" xmlns:thm15="http://schemas.microsoft.com/office/thememl/2012/main" name="Office Theme" id="{62F939B6-93AF-4DB8-9C6B-D6C7DFDC589F}" vid="{4A3C46E8-61CC-4603-A589-7422A47A8E4A}"/>
     </a:ext>
   </a:extLst>
 </a:theme>
